--- a/docs/Quin-vs-Platform-At-a-Glance-v1.0.docx
+++ b/docs/Quin-vs-Platform-At-a-Glance-v1.0.docx
@@ -237,7 +237,7 @@
                 <w:sz w:val="20"/>
                 <w:szCs w:val="20"/>
               </w:rPr>
-              <w:t xml:space="preserve">Version 1.0</w:t>
+              <w:t xml:space="preserve">Version 1.1</w:t>
             </w:r>
           </w:p>
         </w:tc>
@@ -3291,7 +3291,7 @@
           <w:sz w:val="30"/>
           <w:szCs w:val="30"/>
         </w:rPr>
-        <w:t xml:space="preserve">5. Where they genuinely win</w:t>
+        <w:t xml:space="preserve">5. Where we win</w:t>
       </w:r>
     </w:p>
     <w:p>
@@ -3307,7 +3307,7 @@
           <w:sz w:val="21"/>
           <w:szCs w:val="21"/>
         </w:rPr>
-        <w:t xml:space="preserve">Anonymous first-session intent.</w:t>
+        <w:t xml:space="preserve">We decide the page, not a single promo.</w:t>
       </w:r>
       <w:r>
         <w:rPr>
@@ -3316,7 +3316,7 @@
           <w:sz w:val="21"/>
           <w:szCs w:val="21"/>
         </w:rPr>
-        <w:t xml:space="preserve"> A model trained on clickstreams will beat hand-tuned arithmetic at "is this person about to buy or about to leave". That is their design centre and they are good at it.</w:t>
+        <w:t xml:space="preserve"> Which content fills a slot, in what order the modules appear, how a product grid is sorted, all from one engine. Their unit is one injected offer.</w:t>
       </w:r>
     </w:p>
     <w:p>
@@ -3332,7 +3332,7 @@
           <w:sz w:val="21"/>
           <w:szCs w:val="21"/>
         </w:rPr>
-        <w:t xml:space="preserve">Speed to value.</w:t>
+        <w:t xml:space="preserve">Every decision explains itself, and can be replayed.</w:t>
       </w:r>
       <w:r>
         <w:rPr>
@@ -3341,7 +3341,107 @@
           <w:sz w:val="21"/>
           <w:szCs w:val="21"/>
         </w:rPr>
-        <w:t xml:space="preserve"> One tag, no catalog work, and they claim results in fifteen days. We need your catalog, your tags and your slot map before the first decision.</w:t>
+        <w:t xml:space="preserve"> Name the reasons, the weights and what each contributed, and re-run a decision from last month to prove it reproduces. They publish no explainability at all.</w:t>
+      </w:r>
+    </w:p>
+    <w:p>
+      <w:pPr>
+        <w:spacing w:after="120" w:line="276"/>
+      </w:pPr>
+      <w:r>
+        <w:rPr>
+          <w:rFonts w:ascii="Calibri" w:cs="Calibri" w:eastAsia="Calibri" w:hAnsi="Calibri"/>
+          <w:b/>
+          <w:bCs/>
+          <w:color w:val="1A1A1A"/>
+          <w:sz w:val="21"/>
+          <w:szCs w:val="21"/>
+        </w:rPr>
+        <w:t xml:space="preserve">Your team changes behaviour in seconds.</w:t>
+      </w:r>
+      <w:r>
+        <w:rPr>
+          <w:rFonts w:ascii="Calibri" w:cs="Calibri" w:eastAsia="Calibri" w:hAnsi="Calibri"/>
+          <w:color w:val="1A1A1A"/>
+          <w:sz w:val="21"/>
+          <w:szCs w:val="21"/>
+        </w:rPr>
+        <w:t xml:space="preserve"> Every weight and threshold is versioned configuration with a rollback, effective without a release. Set the affinity weight to zero and you get your current order back exactly, which is what makes a first rollout safe.</w:t>
+      </w:r>
+    </w:p>
+    <w:p>
+      <w:pPr>
+        <w:spacing w:after="120" w:line="276"/>
+      </w:pPr>
+      <w:r>
+        <w:rPr>
+          <w:rFonts w:ascii="Calibri" w:cs="Calibri" w:eastAsia="Calibri" w:hAnsi="Calibri"/>
+          <w:b/>
+          <w:bCs/>
+          <w:color w:val="1A1A1A"/>
+          <w:sz w:val="21"/>
+          <w:szCs w:val="21"/>
+        </w:rPr>
+        <w:t xml:space="preserve">Memory that outlives the session.</w:t>
+      </w:r>
+      <w:r>
+        <w:rPr>
+          <w:rFonts w:ascii="Calibri" w:cs="Calibri" w:eastAsia="Calibri" w:hAnsi="Calibri"/>
+          <w:color w:val="1A1A1A"/>
+          <w:sz w:val="21"/>
+          <w:szCs w:val="21"/>
+        </w:rPr>
+        <w:t xml:space="preserve"> A shopper is recognized next week, and across devices once they sign in, with durable profile memory in the customer data platform. They are in-session only, by design.</w:t>
+      </w:r>
+    </w:p>
+    <w:p>
+      <w:pPr>
+        <w:spacing w:after="120" w:line="276"/>
+      </w:pPr>
+      <w:r>
+        <w:rPr>
+          <w:rFonts w:ascii="Calibri" w:cs="Calibri" w:eastAsia="Calibri" w:hAnsi="Calibri"/>
+          <w:b/>
+          <w:bCs/>
+          <w:color w:val="1A1A1A"/>
+          <w:sz w:val="21"/>
+          <w:szCs w:val="21"/>
+        </w:rPr>
+        <w:t xml:space="preserve">Cold start on both halves.</w:t>
+      </w:r>
+      <w:r>
+        <w:rPr>
+          <w:rFonts w:ascii="Calibri" w:cs="Calibri" w:eastAsia="Calibri" w:hAnsi="Calibri"/>
+          <w:color w:val="1A1A1A"/>
+          <w:sz w:val="21"/>
+          <w:szCs w:val="21"/>
+        </w:rPr>
+        <w:t xml:space="preserve"> A visitor with no history, and an asset with no history. Theirs covers the first.</w:t>
+      </w:r>
+    </w:p>
+    <w:p>
+      <w:pPr>
+        <w:spacing w:after="120" w:line="276"/>
+      </w:pPr>
+      <w:r>
+        <w:rPr>
+          <w:rFonts w:ascii="Calibri" w:cs="Calibri" w:eastAsia="Calibri" w:hAnsi="Calibri"/>
+          <w:b/>
+          <w:bCs/>
+          <w:color w:val="1A1A1A"/>
+          <w:sz w:val="21"/>
+          <w:szCs w:val="21"/>
+        </w:rPr>
+        <w:t xml:space="preserve">Measurement built in.</w:t>
+      </w:r>
+      <w:r>
+        <w:rPr>
+          <w:rFonts w:ascii="Calibri" w:cs="Calibri" w:eastAsia="Calibri" w:hAnsi="Calibri"/>
+          <w:color w:val="1A1A1A"/>
+          <w:sz w:val="21"/>
+          <w:szCs w:val="21"/>
+        </w:rPr>
+        <w:t xml:space="preserve"> Every decision records which arm it belongs to, so a holdout can prove incremental value, and the records land in your warehouse on a schedule.</w:t>
       </w:r>
     </w:p>
     <w:p>
@@ -3362,7 +3462,78 @@
           <w:sz w:val="30"/>
           <w:szCs w:val="30"/>
         </w:rPr>
-        <w:t xml:space="preserve">6. What this means for us</w:t>
+        <w:t xml:space="preserve">6. Where they genuinely win</w:t>
+      </w:r>
+    </w:p>
+    <w:p>
+      <w:pPr>
+        <w:spacing w:after="120" w:line="276"/>
+      </w:pPr>
+      <w:r>
+        <w:rPr>
+          <w:rFonts w:ascii="Calibri" w:cs="Calibri" w:eastAsia="Calibri" w:hAnsi="Calibri"/>
+          <w:b/>
+          <w:bCs/>
+          <w:color w:val="1A1A1A"/>
+          <w:sz w:val="21"/>
+          <w:szCs w:val="21"/>
+        </w:rPr>
+        <w:t xml:space="preserve">Anonymous first-session intent.</w:t>
+      </w:r>
+      <w:r>
+        <w:rPr>
+          <w:rFonts w:ascii="Calibri" w:cs="Calibri" w:eastAsia="Calibri" w:hAnsi="Calibri"/>
+          <w:color w:val="1A1A1A"/>
+          <w:sz w:val="21"/>
+          <w:szCs w:val="21"/>
+        </w:rPr>
+        <w:t xml:space="preserve"> A model trained on clickstreams will beat hand-tuned arithmetic at "is this person about to buy or about to leave". That is their design centre and they are good at it.</w:t>
+      </w:r>
+    </w:p>
+    <w:p>
+      <w:pPr>
+        <w:spacing w:after="120" w:line="276"/>
+      </w:pPr>
+      <w:r>
+        <w:rPr>
+          <w:rFonts w:ascii="Calibri" w:cs="Calibri" w:eastAsia="Calibri" w:hAnsi="Calibri"/>
+          <w:b/>
+          <w:bCs/>
+          <w:color w:val="1A1A1A"/>
+          <w:sz w:val="21"/>
+          <w:szCs w:val="21"/>
+        </w:rPr>
+        <w:t xml:space="preserve">Speed to value.</w:t>
+      </w:r>
+      <w:r>
+        <w:rPr>
+          <w:rFonts w:ascii="Calibri" w:cs="Calibri" w:eastAsia="Calibri" w:hAnsi="Calibri"/>
+          <w:color w:val="1A1A1A"/>
+          <w:sz w:val="21"/>
+          <w:szCs w:val="21"/>
+        </w:rPr>
+        <w:t xml:space="preserve"> One tag, no catalog work, and they claim results in fifteen days. We need your catalog, your tags and your slot map before the first decision.</w:t>
+      </w:r>
+    </w:p>
+    <w:p>
+      <w:pPr>
+        <w:pStyle w:val="Heading1"/>
+        <w:pageBreakBefore/>
+        <w:pBdr>
+          <w:bottom w:val="single" w:color="0B5CAD" w:sz="12" w:space="6"/>
+        </w:pBdr>
+        <w:spacing w:after="160" w:before="0"/>
+      </w:pPr>
+      <w:r>
+        <w:rPr>
+          <w:rFonts w:ascii="Calibri" w:cs="Calibri" w:eastAsia="Calibri" w:hAnsi="Calibri"/>
+          <w:b/>
+          <w:bCs/>
+          <w:color w:val="11142A"/>
+          <w:sz w:val="30"/>
+          <w:szCs w:val="30"/>
+        </w:rPr>
+        <w:t xml:space="preserve">7. What this means for us</w:t>
       </w:r>
     </w:p>
     <w:p>
@@ -3621,7 +3792,7 @@
         <w:sz w:val="17"/>
         <w:szCs w:val="17"/>
       </w:rPr>
-      <w:t xml:space="preserve">Optimizely product management  ·  Version 1.0</w:t>
+      <w:t xml:space="preserve">Optimizely product management  ·  Version 1.1</w:t>
     </w:r>
     <w:r>
       <w:rPr>
